--- a/india-ageing-atlas/prism_lasi_2026/national_ref_equations_2026/LASI_RefEq_STROBE_Checklist.docx
+++ b/india-ageing-atlas/prism_lasi_2026/national_ref_equations_2026/LASI_RefEq_STROBE_Checklist.docx
@@ -484,7 +484,7 @@
               <w:pStyle w:val="Compact"/>
             </w:pPr>
             <w:r>
-              <w:t xml:space="preserve">Methods — LMS-style (log volumes, quadratic age, ln height); fixed and LLN thresholds</w:t>
+              <w:t xml:space="preserve">Methods — GAMLSS/LMS (BCCG: L, M, S penalized splines in age; ln-height for volumes); fixed and LLN thresholds</w:t>
             </w:r>
           </w:p>
         </w:tc>

--- a/india-ageing-atlas/prism_lasi_2026/national_ref_equations_2026/LASI_RefEq_STROBE_Checklist.docx
+++ b/india-ageing-atlas/prism_lasi_2026/national_ref_equations_2026/LASI_RefEq_STROBE_Checklist.docx
@@ -224,7 +224,7 @@
               <w:pStyle w:val="Compact"/>
             </w:pPr>
             <w:r>
-              <w:t xml:space="preserve">Methods — Data source and sampling</w:t>
+              <w:t xml:space="preserve">Materials and Methods — Data source and sampling</w:t>
             </w:r>
           </w:p>
         </w:tc>
@@ -259,7 +259,7 @@
               <w:pStyle w:val="Compact"/>
             </w:pPr>
             <w:r>
-              <w:t xml:space="preserve">Methods — LASI Wave 1, 2017–2019, national</w:t>
+              <w:t xml:space="preserve">Materials and Methods — LASI Wave 1, 2017–2019, national</w:t>
             </w:r>
           </w:p>
         </w:tc>
@@ -294,7 +294,7 @@
               <w:pStyle w:val="Compact"/>
             </w:pPr>
             <w:r>
-              <w:t xml:space="preserve">Methods — Reference (healthy) population; Comparison sample</w:t>
+              <w:t xml:space="preserve">Materials and Methods — Reference (healthy) population; Comparison sample</w:t>
             </w:r>
           </w:p>
         </w:tc>
@@ -329,7 +329,7 @@
               <w:pStyle w:val="Compact"/>
             </w:pPr>
             <w:r>
-              <w:t xml:space="preserve">Methods — Derivation (FEV1, FVC, ratio; age, height, sex)</w:t>
+              <w:t xml:space="preserve">Materials and Methods — Derivation (FEV1, FVC, ratio; age, height, sex)</w:t>
             </w:r>
           </w:p>
         </w:tc>
@@ -364,7 +364,7 @@
               <w:pStyle w:val="Compact"/>
             </w:pPr>
             <w:r>
-              <w:t xml:space="preserve">Methods — field spirometry, measured height,</w:t>
+              <w:t xml:space="preserve">Materials and Methods — field spirometry, measured height,</w:t>
             </w:r>
             <w:r>
               <w:t xml:space="preserve"> </w:t>
@@ -414,7 +414,7 @@
               <w:pStyle w:val="Compact"/>
             </w:pPr>
             <w:r>
-              <w:t xml:space="preserve">Methods — respiratory-healthy definition; internal validation; multi-reference comparison</w:t>
+              <w:t xml:space="preserve">Materials and Methods — respiratory-healthy definition; internal validation; multi-reference comparison</w:t>
             </w:r>
           </w:p>
         </w:tc>
@@ -449,7 +449,7 @@
               <w:pStyle w:val="Compact"/>
             </w:pPr>
             <w:r>
-              <w:t xml:space="preserve">Methods/Results — n=24,300 healthy; n=30,995 analytic</w:t>
+              <w:t xml:space="preserve">Materials and Methods/Results — n=24,300 healthy; n=30,995 analytic</w:t>
             </w:r>
           </w:p>
         </w:tc>
@@ -484,7 +484,7 @@
               <w:pStyle w:val="Compact"/>
             </w:pPr>
             <w:r>
-              <w:t xml:space="preserve">Methods — GAMLSS/LMS (BCCG: L, M, S penalized splines in age; ln-height for volumes); fixed and LLN thresholds</w:t>
+              <w:t xml:space="preserve">Materials and Methods — GAMLSS/LMS (BCCG: L, M, S penalized splines in age; ln-height for volumes); fixed and LLN thresholds</w:t>
             </w:r>
           </w:p>
         </w:tc>
@@ -519,7 +519,7 @@
               <w:pStyle w:val="Compact"/>
             </w:pPr>
             <w:r>
-              <w:t xml:space="preserve">Methods — Derivation, Validation (held-out 20%), Comparison and burden</w:t>
+              <w:t xml:space="preserve">Materials and Methods — Derivation, Validation (held-out 20%), Comparison and burden</w:t>
             </w:r>
           </w:p>
         </w:tc>
@@ -554,7 +554,7 @@
               <w:pStyle w:val="Compact"/>
             </w:pPr>
             <w:r>
-              <w:t xml:space="preserve">Results — Reference population; Methods — analytic sample</w:t>
+              <w:t xml:space="preserve">Results — Reference population; Materials and Methods — analytic sample</w:t>
             </w:r>
           </w:p>
         </w:tc>
@@ -624,7 +624,7 @@
               <w:pStyle w:val="Compact"/>
             </w:pPr>
             <w:r>
-              <w:t xml:space="preserve">Results — equations, validation, burden; Tables 2–4</w:t>
+              <w:t xml:space="preserve">Results — equations, validation, burden; Tables 1–2; Supplementary Tables S2–S4</w:t>
             </w:r>
           </w:p>
         </w:tc>
@@ -659,7 +659,7 @@
               <w:pStyle w:val="Compact"/>
             </w:pPr>
             <w:r>
-              <w:t xml:space="preserve">Tables 3–4; Figures 1–3</w:t>
+              <w:t xml:space="preserve">Table 2; Figures 1–3; Supplementary Table S4</w:t>
             </w:r>
           </w:p>
         </w:tc>
@@ -799,7 +799,7 @@
               <w:pStyle w:val="Compact"/>
             </w:pPr>
             <w:r>
-              <w:t xml:space="preserve">Discussion; Conclusions</w:t>
+              <w:t xml:space="preserve">Discussion; Conclusion</w:t>
             </w:r>
           </w:p>
         </w:tc>
